--- a/Logistics_Delivery_Performance_Analysis_Report ME.docx
+++ b/Logistics_Delivery_Performance_Analysis_Report ME.docx
@@ -203,6 +203,386 @@
           <w:sz w:val="22"/>
         </w:rPr>
         <w:lastRenderedPageBreak/>
+        <w:t>Table of Contents</w:t>
+      </w:r>
+    </w:p>
+    <w:p>
+      <w:pPr>
+        <w:numPr>
+          <w:ilvl w:val="0"/>
+          <w:numId w:val="6"/>
+        </w:numPr>
+        <w:rPr>
+          <w:b/>
+          <w:bCs/>
+          <w:sz w:val="22"/>
+        </w:rPr>
+      </w:pPr>
+      <w:r>
+        <w:rPr>
+          <w:b/>
+          <w:bCs/>
+          <w:sz w:val="22"/>
+        </w:rPr>
+        <w:t>Executive Summary</w:t>
+      </w:r>
+    </w:p>
+    <w:p>
+      <w:pPr>
+        <w:numPr>
+          <w:ilvl w:val="0"/>
+          <w:numId w:val="6"/>
+        </w:numPr>
+        <w:rPr>
+          <w:b/>
+          <w:bCs/>
+          <w:sz w:val="22"/>
+        </w:rPr>
+      </w:pPr>
+      <w:r>
+        <w:rPr>
+          <w:b/>
+          <w:bCs/>
+          <w:sz w:val="22"/>
+        </w:rPr>
+        <w:t>Business Problem 2.1 Business Objectives</w:t>
+      </w:r>
+    </w:p>
+    <w:p>
+      <w:pPr>
+        <w:numPr>
+          <w:ilvl w:val="0"/>
+          <w:numId w:val="6"/>
+        </w:numPr>
+        <w:rPr>
+          <w:b/>
+          <w:bCs/>
+          <w:sz w:val="22"/>
+        </w:rPr>
+      </w:pPr>
+      <w:r>
+        <w:rPr>
+          <w:b/>
+          <w:bCs/>
+          <w:sz w:val="22"/>
+        </w:rPr>
+        <w:t>Dataset Overview</w:t>
+      </w:r>
+    </w:p>
+    <w:p>
+      <w:pPr>
+        <w:numPr>
+          <w:ilvl w:val="0"/>
+          <w:numId w:val="6"/>
+        </w:numPr>
+        <w:rPr>
+          <w:b/>
+          <w:bCs/>
+          <w:sz w:val="22"/>
+        </w:rPr>
+      </w:pPr>
+      <w:r>
+        <w:rPr>
+          <w:b/>
+          <w:bCs/>
+          <w:sz w:val="22"/>
+        </w:rPr>
+        <w:t>Data Cleaning</w:t>
+      </w:r>
+    </w:p>
+    <w:p>
+      <w:pPr>
+        <w:numPr>
+          <w:ilvl w:val="0"/>
+          <w:numId w:val="6"/>
+        </w:numPr>
+        <w:rPr>
+          <w:b/>
+          <w:bCs/>
+          <w:sz w:val="22"/>
+        </w:rPr>
+      </w:pPr>
+      <w:r>
+        <w:rPr>
+          <w:b/>
+          <w:bCs/>
+          <w:sz w:val="22"/>
+        </w:rPr>
+        <w:t>Feature Engineering</w:t>
+      </w:r>
+    </w:p>
+    <w:p>
+      <w:pPr>
+        <w:numPr>
+          <w:ilvl w:val="0"/>
+          <w:numId w:val="6"/>
+        </w:numPr>
+        <w:rPr>
+          <w:b/>
+          <w:bCs/>
+          <w:sz w:val="22"/>
+        </w:rPr>
+      </w:pPr>
+      <w:r>
+        <w:rPr>
+          <w:b/>
+          <w:bCs/>
+          <w:sz w:val="22"/>
+        </w:rPr>
+        <w:t>Exploratory and Correlation Analysis 6.1 Distance and Delivery Time 6.2 Distance and Delivery Cost 6.3 Delay and Customer Rating</w:t>
+      </w:r>
+    </w:p>
+    <w:p>
+      <w:pPr>
+        <w:numPr>
+          <w:ilvl w:val="0"/>
+          <w:numId w:val="6"/>
+        </w:numPr>
+        <w:rPr>
+          <w:b/>
+          <w:bCs/>
+          <w:sz w:val="22"/>
+        </w:rPr>
+      </w:pPr>
+      <w:r>
+        <w:rPr>
+          <w:b/>
+          <w:bCs/>
+          <w:sz w:val="22"/>
+        </w:rPr>
+        <w:t>Route Performance Analysis 7.1 Routes with the Highest Delay Rates 7.2 Slowest Routes 7.3 Most Expensive Routes</w:t>
+      </w:r>
+    </w:p>
+    <w:p>
+      <w:pPr>
+        <w:numPr>
+          <w:ilvl w:val="0"/>
+          <w:numId w:val="6"/>
+        </w:numPr>
+        <w:rPr>
+          <w:b/>
+          <w:bCs/>
+          <w:sz w:val="22"/>
+        </w:rPr>
+      </w:pPr>
+      <w:r>
+        <w:rPr>
+          <w:b/>
+          <w:bCs/>
+          <w:sz w:val="22"/>
+        </w:rPr>
+        <w:t>Operational KPI Dashboard</w:t>
+      </w:r>
+    </w:p>
+    <w:p>
+      <w:pPr>
+        <w:numPr>
+          <w:ilvl w:val="0"/>
+          <w:numId w:val="6"/>
+        </w:numPr>
+        <w:rPr>
+          <w:b/>
+          <w:bCs/>
+          <w:sz w:val="22"/>
+        </w:rPr>
+      </w:pPr>
+      <w:r>
+        <w:rPr>
+          <w:b/>
+          <w:bCs/>
+          <w:sz w:val="22"/>
+        </w:rPr>
+        <w:t>Customer Satisfaction Analysis 9.1 Customer Rating by Delay Status 9.2 Customer Rating by Vehicle Type 9.3 Weather and Delivery Performance 9.4 Traffic Conditions</w:t>
+      </w:r>
+    </w:p>
+    <w:p>
+      <w:pPr>
+        <w:numPr>
+          <w:ilvl w:val="0"/>
+          <w:numId w:val="6"/>
+        </w:numPr>
+        <w:rPr>
+          <w:b/>
+          <w:bCs/>
+          <w:sz w:val="22"/>
+        </w:rPr>
+      </w:pPr>
+      <w:r>
+        <w:rPr>
+          <w:b/>
+          <w:bCs/>
+          <w:sz w:val="22"/>
+        </w:rPr>
+        <w:t>Time-Based Analysis 10.1 Monthly Delivery Volume 10.2 Monthly Delay Rate</w:t>
+      </w:r>
+    </w:p>
+    <w:p>
+      <w:pPr>
+        <w:numPr>
+          <w:ilvl w:val="0"/>
+          <w:numId w:val="6"/>
+        </w:numPr>
+        <w:rPr>
+          <w:b/>
+          <w:bCs/>
+          <w:sz w:val="22"/>
+        </w:rPr>
+      </w:pPr>
+      <w:r>
+        <w:rPr>
+          <w:b/>
+          <w:bCs/>
+          <w:sz w:val="22"/>
+        </w:rPr>
+        <w:t>Key Business Insights</w:t>
+      </w:r>
+    </w:p>
+    <w:p>
+      <w:pPr>
+        <w:numPr>
+          <w:ilvl w:val="0"/>
+          <w:numId w:val="6"/>
+        </w:numPr>
+        <w:rPr>
+          <w:b/>
+          <w:bCs/>
+          <w:sz w:val="22"/>
+        </w:rPr>
+      </w:pPr>
+      <w:r>
+        <w:rPr>
+          <w:b/>
+          <w:bCs/>
+          <w:sz w:val="22"/>
+        </w:rPr>
+        <w:t>Business Recommendations</w:t>
+      </w:r>
+    </w:p>
+    <w:p>
+      <w:pPr>
+        <w:numPr>
+          <w:ilvl w:val="0"/>
+          <w:numId w:val="6"/>
+        </w:numPr>
+        <w:rPr>
+          <w:b/>
+          <w:bCs/>
+          <w:sz w:val="22"/>
+        </w:rPr>
+      </w:pPr>
+      <w:r>
+        <w:rPr>
+          <w:b/>
+          <w:bCs/>
+          <w:sz w:val="22"/>
+        </w:rPr>
+        <w:t>Conclusion</w:t>
+      </w:r>
+    </w:p>
+    <w:p>
+      <w:pPr>
+        <w:numPr>
+          <w:ilvl w:val="0"/>
+          <w:numId w:val="6"/>
+        </w:numPr>
+        <w:rPr>
+          <w:b/>
+          <w:bCs/>
+          <w:sz w:val="22"/>
+        </w:rPr>
+      </w:pPr>
+      <w:r>
+        <w:rPr>
+          <w:b/>
+          <w:bCs/>
+          <w:sz w:val="22"/>
+        </w:rPr>
+        <w:t>Technical Skills Demonstrated</w:t>
+      </w:r>
+    </w:p>
+    <w:p>
+      <w:pPr>
+        <w:numPr>
+          <w:ilvl w:val="0"/>
+          <w:numId w:val="6"/>
+        </w:numPr>
+        <w:rPr>
+          <w:b/>
+          <w:bCs/>
+          <w:sz w:val="22"/>
+        </w:rPr>
+      </w:pPr>
+      <w:r>
+        <w:rPr>
+          <w:b/>
+          <w:bCs/>
+          <w:sz w:val="22"/>
+        </w:rPr>
+        <w:t>Project Outcome</w:t>
+      </w:r>
+    </w:p>
+    <w:p>
+      <w:pPr>
+        <w:numPr>
+          <w:ilvl w:val="0"/>
+          <w:numId w:val="6"/>
+        </w:numPr>
+        <w:rPr>
+          <w:b/>
+          <w:bCs/>
+          <w:sz w:val="22"/>
+        </w:rPr>
+      </w:pPr>
+      <w:r>
+        <w:rPr>
+          <w:b/>
+          <w:bCs/>
+          <w:sz w:val="22"/>
+        </w:rPr>
+        <w:t>Appendix A: Core Analytical Questions</w:t>
+      </w:r>
+    </w:p>
+    <w:p>
+      <w:pPr>
+        <w:rPr>
+          <w:b/>
+          <w:bCs/>
+          <w:sz w:val="22"/>
+        </w:rPr>
+      </w:pPr>
+    </w:p>
+    <w:p>
+      <w:pPr>
+        <w:rPr>
+          <w:b/>
+          <w:bCs/>
+          <w:sz w:val="22"/>
+        </w:rPr>
+      </w:pPr>
+    </w:p>
+    <w:p>
+      <w:pPr>
+        <w:rPr>
+          <w:b/>
+          <w:bCs/>
+          <w:sz w:val="22"/>
+        </w:rPr>
+      </w:pPr>
+    </w:p>
+    <w:p>
+      <w:pPr>
+        <w:rPr>
+          <w:b/>
+          <w:bCs/>
+          <w:sz w:val="22"/>
+        </w:rPr>
+      </w:pPr>
+      <w:r>
+        <w:rPr>
+          <w:b/>
+          <w:bCs/>
+          <w:sz w:val="22"/>
+        </w:rPr>
         <w:t>1. Executive Summary</w:t>
       </w:r>
     </w:p>
@@ -229,6 +609,7 @@
         <w:rPr>
           <w:sz w:val="22"/>
         </w:rPr>
+        <w:lastRenderedPageBreak/>
         <w:t>The analysis was conducted using Python, with Pandas and NumPy used for data manipulation and analysis, while Matplotlib and Seaborn were used for data visualization.</w:t>
       </w:r>
     </w:p>
@@ -555,6 +936,7 @@
         <w:rPr>
           <w:sz w:val="22"/>
         </w:rPr>
+        <w:lastRenderedPageBreak/>
         <w:t xml:space="preserve">Evaluate overall delivery performance using operational KPIs. </w:t>
       </w:r>
     </w:p>
@@ -873,7 +1255,6 @@
           </w:tcPr>
           <w:p>
             <w:r>
-              <w:lastRenderedPageBreak/>
               <w:t>Final variables after feature engineering</w:t>
             </w:r>
           </w:p>
@@ -958,6 +1339,7 @@
           </w:tcPr>
           <w:p>
             <w:r>
+              <w:lastRenderedPageBreak/>
               <w:t>Weather categories</w:t>
             </w:r>
           </w:p>
@@ -1283,33 +1665,33 @@
         <w:pStyle w:val="Heading1"/>
       </w:pPr>
       <w:r>
+        <w:t>5. Feature Engineering</w:t>
+      </w:r>
+    </w:p>
+    <w:p>
+      <w:pPr>
+        <w:rPr>
+          <w:sz w:val="22"/>
+        </w:rPr>
+      </w:pPr>
+      <w:r>
+        <w:rPr>
+          <w:sz w:val="22"/>
+        </w:rPr>
+        <w:t>Feature engineering was performed to transform the raw logistics data into variables that could provide greater business value during analysis.</w:t>
+      </w:r>
+    </w:p>
+    <w:p>
+      <w:pPr>
+        <w:rPr>
+          <w:sz w:val="22"/>
+        </w:rPr>
+      </w:pPr>
+      <w:r>
+        <w:rPr>
+          <w:sz w:val="22"/>
+        </w:rPr>
         <w:lastRenderedPageBreak/>
-        <w:t>5. Feature Engineering</w:t>
-      </w:r>
-    </w:p>
-    <w:p>
-      <w:pPr>
-        <w:rPr>
-          <w:sz w:val="22"/>
-        </w:rPr>
-      </w:pPr>
-      <w:r>
-        <w:rPr>
-          <w:sz w:val="22"/>
-        </w:rPr>
-        <w:t>Feature engineering was performed to transform the raw logistics data into variables that could provide greater business value during analysis.</w:t>
-      </w:r>
-    </w:p>
-    <w:p>
-      <w:pPr>
-        <w:rPr>
-          <w:sz w:val="22"/>
-        </w:rPr>
-      </w:pPr>
-      <w:r>
-        <w:rPr>
-          <w:sz w:val="22"/>
-        </w:rPr>
         <w:t>Several new features were created to support operational, route, cost, customer satisfaction, and time-based analysis.</w:t>
       </w:r>
     </w:p>
@@ -1846,7 +2228,6 @@
           </w:tcPr>
           <w:p>
             <w:r>
-              <w:lastRenderedPageBreak/>
               <w:t>Distance Category</w:t>
             </w:r>
           </w:p>
@@ -1901,6 +2282,7 @@
         <w:rPr>
           <w:sz w:val="22"/>
         </w:rPr>
+        <w:lastRenderedPageBreak/>
         <w:t>These engineered variables allowed the analysis to move beyond the original raw fields and answer more practical business questions.</w:t>
       </w:r>
     </w:p>
@@ -2190,7 +2572,7 @@
           <w:color w:val="5A5A5A"/>
           <w:sz w:val="18"/>
         </w:rPr>
-        <w:t xml:space="preserve">Figure 1/2. Selected correlations </w:t>
+        <w:t xml:space="preserve">Figure 2. Selected correlations </w:t>
       </w:r>
       <w:r>
         <w:rPr>
@@ -2200,24 +2582,14 @@
         </w:rPr>
         <w:t xml:space="preserve">heat map </w:t>
       </w:r>
-      <w:proofErr w:type="gramStart"/>
       <w:r>
         <w:rPr>
           <w:i/>
           <w:color w:val="5A5A5A"/>
           <w:sz w:val="18"/>
         </w:rPr>
-        <w:t xml:space="preserve">from </w:t>
-      </w:r>
-      <w:r>
-        <w:rPr>
-          <w:i/>
-          <w:color w:val="5A5A5A"/>
-          <w:sz w:val="18"/>
-        </w:rPr>
-        <w:t xml:space="preserve"> the</w:t>
-      </w:r>
-      <w:proofErr w:type="gramEnd"/>
+        <w:t>from the</w:t>
+      </w:r>
       <w:r>
         <w:rPr>
           <w:i/>
@@ -6185,7 +6557,7 @@
           <w14:ligatures w14:val="standardContextual"/>
         </w:rPr>
         <w:drawing>
-          <wp:inline distT="0" distB="0" distL="0" distR="0" wp14:anchorId="50832665" wp14:editId="046917B9">
+          <wp:inline distT="0" distB="0" distL="0" distR="0" wp14:anchorId="50832665" wp14:editId="6DE2DE18">
             <wp:extent cx="5943600" cy="3083560"/>
             <wp:effectExtent l="0" t="0" r="0" b="2540"/>
             <wp:docPr id="1050463747" name="Picture 1"/>
@@ -6228,6 +6600,63 @@
       </w:r>
     </w:p>
     <w:p/>
+    <w:p>
+      <w:r>
+        <w:rPr>
+          <w:noProof/>
+          <w14:ligatures w14:val="standardContextual"/>
+        </w:rPr>
+        <w:lastRenderedPageBreak/>
+        <w:drawing>
+          <wp:inline distT="0" distB="0" distL="0" distR="0" wp14:anchorId="6AF9916D" wp14:editId="11BF2B0A">
+            <wp:extent cx="5486400" cy="6915150"/>
+            <wp:effectExtent l="0" t="0" r="0" b="0"/>
+            <wp:docPr id="823745192" name="Picture 1"/>
+            <wp:cNvGraphicFramePr>
+              <a:graphicFrameLocks xmlns:a="http://schemas.openxmlformats.org/drawingml/2006/main" noChangeAspect="1"/>
+            </wp:cNvGraphicFramePr>
+            <a:graphic xmlns:a="http://schemas.openxmlformats.org/drawingml/2006/main">
+              <a:graphicData uri="http://schemas.openxmlformats.org/drawingml/2006/picture">
+                <pic:pic xmlns:pic="http://schemas.openxmlformats.org/drawingml/2006/picture">
+                  <pic:nvPicPr>
+                    <pic:cNvPr id="823745192" name="Picture 823745192"/>
+                    <pic:cNvPicPr/>
+                  </pic:nvPicPr>
+                  <pic:blipFill rotWithShape="1">
+                    <a:blip r:embed="rId27">
+                      <a:extLst>
+                        <a:ext uri="{28A0092B-C50C-407E-A947-70E740481C1C}">
+                          <a14:useLocalDpi xmlns:a14="http://schemas.microsoft.com/office/drawing/2010/main" val="0"/>
+                        </a:ext>
+                      </a:extLst>
+                    </a:blip>
+                    <a:srcRect t="6260" b="9583"/>
+                    <a:stretch/>
+                  </pic:blipFill>
+                  <pic:spPr bwMode="auto">
+                    <a:xfrm>
+                      <a:off x="0" y="0"/>
+                      <a:ext cx="5486400" cy="6915150"/>
+                    </a:xfrm>
+                    <a:prstGeom prst="rect">
+                      <a:avLst/>
+                    </a:prstGeom>
+                    <a:ln>
+                      <a:noFill/>
+                    </a:ln>
+                    <a:extLst>
+                      <a:ext uri="{53640926-AAD7-44D8-BBD7-CCE9431645EC}">
+                        <a14:shadowObscured xmlns:a14="http://schemas.microsoft.com/office/drawing/2010/main"/>
+                      </a:ext>
+                    </a:extLst>
+                  </pic:spPr>
+                </pic:pic>
+              </a:graphicData>
+            </a:graphic>
+          </wp:inline>
+        </w:drawing>
+      </w:r>
+    </w:p>
     <w:sectPr>
       <w:pgSz w:w="12240" w:h="15840"/>
       <w:pgMar w:top="1440" w:right="1440" w:bottom="1440" w:left="1440" w:header="720" w:footer="720" w:gutter="0"/>
@@ -6432,6 +6861,119 @@
     </w:lvl>
   </w:abstractNum>
   <w:abstractNum w:abstractNumId="3" w15:restartNumberingAfterBreak="0">
+    <w:nsid w:val="3DDB4658"/>
+    <w:multiLevelType w:val="multilevel"/>
+    <w:tmpl w:val="C9901C3C"/>
+    <w:lvl w:ilvl="0">
+      <w:start w:val="1"/>
+      <w:numFmt w:val="decimal"/>
+      <w:lvlText w:val="%1."/>
+      <w:lvlJc w:val="left"/>
+      <w:pPr>
+        <w:tabs>
+          <w:tab w:val="num" w:pos="720"/>
+        </w:tabs>
+        <w:ind w:left="720" w:hanging="360"/>
+      </w:pPr>
+    </w:lvl>
+    <w:lvl w:ilvl="1" w:tentative="1">
+      <w:start w:val="1"/>
+      <w:numFmt w:val="decimal"/>
+      <w:lvlText w:val="%2."/>
+      <w:lvlJc w:val="left"/>
+      <w:pPr>
+        <w:tabs>
+          <w:tab w:val="num" w:pos="1440"/>
+        </w:tabs>
+        <w:ind w:left="1440" w:hanging="360"/>
+      </w:pPr>
+    </w:lvl>
+    <w:lvl w:ilvl="2" w:tentative="1">
+      <w:start w:val="1"/>
+      <w:numFmt w:val="decimal"/>
+      <w:lvlText w:val="%3."/>
+      <w:lvlJc w:val="left"/>
+      <w:pPr>
+        <w:tabs>
+          <w:tab w:val="num" w:pos="2160"/>
+        </w:tabs>
+        <w:ind w:left="2160" w:hanging="360"/>
+      </w:pPr>
+    </w:lvl>
+    <w:lvl w:ilvl="3" w:tentative="1">
+      <w:start w:val="1"/>
+      <w:numFmt w:val="decimal"/>
+      <w:lvlText w:val="%4."/>
+      <w:lvlJc w:val="left"/>
+      <w:pPr>
+        <w:tabs>
+          <w:tab w:val="num" w:pos="2880"/>
+        </w:tabs>
+        <w:ind w:left="2880" w:hanging="360"/>
+      </w:pPr>
+    </w:lvl>
+    <w:lvl w:ilvl="4" w:tentative="1">
+      <w:start w:val="1"/>
+      <w:numFmt w:val="decimal"/>
+      <w:lvlText w:val="%5."/>
+      <w:lvlJc w:val="left"/>
+      <w:pPr>
+        <w:tabs>
+          <w:tab w:val="num" w:pos="3600"/>
+        </w:tabs>
+        <w:ind w:left="3600" w:hanging="360"/>
+      </w:pPr>
+    </w:lvl>
+    <w:lvl w:ilvl="5" w:tentative="1">
+      <w:start w:val="1"/>
+      <w:numFmt w:val="decimal"/>
+      <w:lvlText w:val="%6."/>
+      <w:lvlJc w:val="left"/>
+      <w:pPr>
+        <w:tabs>
+          <w:tab w:val="num" w:pos="4320"/>
+        </w:tabs>
+        <w:ind w:left="4320" w:hanging="360"/>
+      </w:pPr>
+    </w:lvl>
+    <w:lvl w:ilvl="6" w:tentative="1">
+      <w:start w:val="1"/>
+      <w:numFmt w:val="decimal"/>
+      <w:lvlText w:val="%7."/>
+      <w:lvlJc w:val="left"/>
+      <w:pPr>
+        <w:tabs>
+          <w:tab w:val="num" w:pos="5040"/>
+        </w:tabs>
+        <w:ind w:left="5040" w:hanging="360"/>
+      </w:pPr>
+    </w:lvl>
+    <w:lvl w:ilvl="7" w:tentative="1">
+      <w:start w:val="1"/>
+      <w:numFmt w:val="decimal"/>
+      <w:lvlText w:val="%8."/>
+      <w:lvlJc w:val="left"/>
+      <w:pPr>
+        <w:tabs>
+          <w:tab w:val="num" w:pos="5760"/>
+        </w:tabs>
+        <w:ind w:left="5760" w:hanging="360"/>
+      </w:pPr>
+    </w:lvl>
+    <w:lvl w:ilvl="8" w:tentative="1">
+      <w:start w:val="1"/>
+      <w:numFmt w:val="decimal"/>
+      <w:lvlText w:val="%9."/>
+      <w:lvlJc w:val="left"/>
+      <w:pPr>
+        <w:tabs>
+          <w:tab w:val="num" w:pos="6480"/>
+        </w:tabs>
+        <w:ind w:left="6480" w:hanging="360"/>
+      </w:pPr>
+    </w:lvl>
+  </w:abstractNum>
+  <w:abstractNum w:abstractNumId="4" w15:restartNumberingAfterBreak="0">
     <w:nsid w:val="4F2A5228"/>
     <w:multiLevelType w:val="multilevel"/>
     <w:tmpl w:val="23747F54"/>
@@ -6580,7 +7122,7 @@
       </w:rPr>
     </w:lvl>
   </w:abstractNum>
-  <w:abstractNum w:abstractNumId="4" w15:restartNumberingAfterBreak="0">
+  <w:abstractNum w:abstractNumId="5" w15:restartNumberingAfterBreak="0">
     <w:nsid w:val="5EA40F64"/>
     <w:multiLevelType w:val="multilevel"/>
     <w:tmpl w:val="556EDBC4"/>
@@ -6730,7 +7272,7 @@
     </w:lvl>
   </w:abstractNum>
   <w:num w:numId="1" w16cid:durableId="810752670">
-    <w:abstractNumId w:val="3"/>
+    <w:abstractNumId w:val="4"/>
   </w:num>
   <w:num w:numId="2" w16cid:durableId="2099674856">
     <w:abstractNumId w:val="1"/>
@@ -6739,10 +7281,13 @@
     <w:abstractNumId w:val="0"/>
   </w:num>
   <w:num w:numId="4" w16cid:durableId="1310404311">
-    <w:abstractNumId w:val="4"/>
+    <w:abstractNumId w:val="5"/>
   </w:num>
   <w:num w:numId="5" w16cid:durableId="1576359060">
     <w:abstractNumId w:val="2"/>
+  </w:num>
+  <w:num w:numId="6" w16cid:durableId="1164315294">
+    <w:abstractNumId w:val="3"/>
   </w:num>
 </w:numbering>
 </file>
@@ -7779,7 +8324,7 @@
   <inkml:trace contextRef="#ctx0" brushRef="#br0" timeOffset="6281.2">605 192 24575,'9'0'0,"6"0"0,6 6 0,3 2 0,0 0 0,0-2 0,-3-1 0,0-2 0,-2-2 0,2 0 0,4-1 0,0-1 0,2 1 0,-3-3 0,-3-2 0,1 1 0,-4 1-8191</inkml:trace>
   <inkml:trace contextRef="#ctx0" brushRef="#br0" timeOffset="7613.35">710 192 24575,'-3'0'0,"5"0"0,5 0 0,7 0 0,5 0 0,2 0 0,0 0 0,2 0 0,1 0 0,-3-6 0,-7-2-8191</inkml:trace>
   <inkml:trace contextRef="#ctx0" brushRef="#br0" timeOffset="8619.4">568 141 24575,'3'0'0,"4"0"0,7 0 0,7 0 0,3 0 0,3 0 0,7 9 0,-1 3 0,1-1 0,-5-2-8191</inkml:trace>
-  <inkml:trace contextRef="#ctx0" brushRef="#br0" timeOffset="9829.95">56 122 24575,'3'0'0,"4"0"0,4 0 0,3 0 0,5 0 0,2 0 0,4 0 0,0-3 0,0-1 0,-2 0 0,1 1 0,-1 1 0,3 0 0,-1 8 0,-5 2-8191</inkml:trace>
+  <inkml:trace contextRef="#ctx0" brushRef="#br0" timeOffset="9829.94">56 122 24575,'3'0'0,"4"0"0,4 0 0,3 0 0,5 0 0,2 0 0,4 0 0,0-3 0,0-1 0,-2 0 0,1 1 0,-1 1 0,3 0 0,-1 8 0,-5 2-8191</inkml:trace>
 </inkml:ink>
 </file>
 
